--- a/Chapter_02_Prompt_Engineering/Assignment_01_RICEPOT_Framework/Artefacts/PROMPT to GENERATE TEST SCENARIO and TEST CASES using RICE POT Framework.docx
+++ b/Chapter_02_Prompt_Engineering/Assignment_01_RICEPOT_Framework/Artefacts/PROMPT to GENERATE TEST SCENARIO and TEST CASES using RICE POT Framework.docx
@@ -1135,38 +1135,24 @@
       </w:r>
     </w:p>
     <w:p>
-      <w:pPr>
-        <w:rPr>
-          <w:b/>
-          <w:bCs/>
-        </w:rPr>
-      </w:pPr>
       <w:hyperlink r:id="rId5" w:history="1">
         <w:r>
           <w:rPr>
             <w:rStyle w:val="Hyperlink"/>
-            <w:b/>
-            <w:bCs/>
           </w:rPr>
-          <w:t>AI-Tester-Blueprint-4x/Assignments/</w:t>
+          <w:t>AI-Tester-Blueprint-4x/Chapter_02_Prompt_Engineering/Assignment_01_RICEPOT_Framework/Assets/Test cases - Ultimate _ TheTestingAcademy.xlsx at mai</w:t>
         </w:r>
-        <w:proofErr w:type="spellStart"/>
         <w:r>
           <w:rPr>
             <w:rStyle w:val="Hyperlink"/>
-            <w:b/>
-            <w:bCs/>
           </w:rPr>
-          <w:t>Prompt_Engineering_Tasks</w:t>
+          <w:t>n</w:t>
         </w:r>
-        <w:proofErr w:type="spellEnd"/>
         <w:r>
           <w:rPr>
             <w:rStyle w:val="Hyperlink"/>
-            <w:b/>
-            <w:bCs/>
           </w:rPr>
-          <w:t>/Test cases - Ultimate _ TheTestingAcademy.xlsx at main · simran-s02/AI-Tester-Blueprint-4x</w:t>
+          <w:t xml:space="preserve"> · simran-s02/AI-Tester-Blueprint-4x</w:t>
         </w:r>
       </w:hyperlink>
     </w:p>
@@ -5075,6 +5061,18 @@
       <w:shd w:val="clear" w:color="auto" w:fill="E1DFDD"/>
     </w:rPr>
   </w:style>
+  <w:style w:type="character" w:styleId="FollowedHyperlink">
+    <w:name w:val="FollowedHyperlink"/>
+    <w:basedOn w:val="DefaultParagraphFont"/>
+    <w:uiPriority w:val="99"/>
+    <w:semiHidden/>
+    <w:unhideWhenUsed/>
+    <w:rsid w:val="00706563"/>
+    <w:rPr>
+      <w:color w:val="954F72" w:themeColor="followedHyperlink"/>
+      <w:u w:val="single"/>
+    </w:rPr>
+  </w:style>
 </w:styles>
 </file>
 
